--- a/Project Rooms/Credit Worthiness Evaluator/outputs/26-06-08 320 Rose Ever Amarildo Cardoza Bolanos - Affidavit of Receipt Package Review and Acceptance.docx
+++ b/Project Rooms/Credit Worthiness Evaluator/outputs/26-06-08 320 Rose Ever Amarildo Cardoza Bolanos - Affidavit of Receipt Package Review and Acceptance.docx
@@ -48,7 +48,7 @@
         <w:spacing w:after="120" w:line="259" w:lineRule="auto"/>
       </w:pPr>
       <w:r>
-        <w:t>I, Wes Browning, being first duly sworn, state as follows:</w:t>
+        <w:t>I, Al Bennett, being first duly sworn, state as follows:</w:t>
       </w:r>
     </w:p>
     <w:p>
@@ -57,7 +57,7 @@
         <w:spacing w:after="100"/>
       </w:pPr>
       <w:r>
-        <w:t>I am authorized to review documents for the business entities involved in the proposed seller-financed purchase of 320 Rose Pl by Ever Amarildo Cardoza Bolanos.</w:t>
+        <w:t>I am Manager of Investment Services LLC, which is authorized to act as Manager for Sell Your Home in connection with the proposed seller-financed purchase of 320 Rose Pl by Ever Amarildo Cardoza Bolanos.</w:t>
       </w:r>
     </w:p>
     <w:p>
@@ -111,7 +111,7 @@
         <w:spacing w:after="100"/>
       </w:pPr>
       <w:r>
-        <w:t>For purposes of the seller/business entity creditworthiness file, I accept the receipt package as sufficient gross-receipt support to be considered with the tenant-buyer payment-history exception, cash reserve documentation, credit report, and other reviewed materials.</w:t>
+        <w:t>For purposes of the Sell Your Home creditworthiness file, acting through Investment Services LLC as Manager, I accept the receipt package as sufficient gross-receipt support to be considered with the tenant-buyer payment-history exception, cash reserve documentation, credit report, and other reviewed materials.</w:t>
       </w:r>
     </w:p>
     <w:p>
@@ -133,9 +133,14 @@
       </w:r>
     </w:p>
     <w:p>
+      <w:r/>
+    </w:p>
+    <w:p>
+      <w:pPr>
+        <w:spacing w:after="120" w:line="259" w:lineRule="auto"/>
+      </w:pPr>
       <w:r>
-        <w:br/>
-        <w:t>________________________________________</w:t>
+        <w:t>SELL YOUR HOME</w:t>
       </w:r>
     </w:p>
     <w:p>
@@ -143,49 +148,51 @@
         <w:spacing w:after="120" w:line="259" w:lineRule="auto"/>
       </w:pPr>
       <w:r>
-        <w:t>Wes Browning</w:t>
+        <w:t>By: Investment Services LLC, Manager</w:t>
       </w:r>
     </w:p>
     <w:p>
       <w:pPr>
         <w:spacing w:after="120" w:line="259" w:lineRule="auto"/>
       </w:pPr>
+      <w:r/>
+    </w:p>
+    <w:p>
       <w:r>
-        <w:t>Authorized Representative</w:t>
+        <w:t>By: ________________________________________</w:t>
+      </w:r>
+    </w:p>
+    <w:p>
+      <w:r>
+        <w:t>Al Bennett, Manager of Investment Services LLC</w:t>
       </w:r>
     </w:p>
     <w:p>
       <w:pPr>
         <w:spacing w:after="120" w:line="259" w:lineRule="auto"/>
       </w:pPr>
-      <w:r>
-        <w:t>Sell Your Home</w:t>
-      </w:r>
-    </w:p>
-    <w:p>
-      <w:r>
-        <w:br/>
-        <w:t>Sworn to and subscribed before me this _____ day of ____________________, 2026.</w:t>
-      </w:r>
-    </w:p>
-    <w:p>
-      <w:r>
-        <w:br/>
-        <w:t>________________________________________</w:t>
-      </w:r>
+      <w:r/>
     </w:p>
     <w:p>
       <w:pPr>
         <w:spacing w:after="120" w:line="259" w:lineRule="auto"/>
       </w:pPr>
       <w:r>
+        <w:t>Sworn to and subscribed before me this _____ day of ____________________, 2026.</w:t>
+      </w:r>
+    </w:p>
+    <w:p/>
+    <w:p>
+      <w:r>
+        <w:t>________________________________________</w:t>
+      </w:r>
+    </w:p>
+    <w:p>
+      <w:r>
         <w:t>Notary Public</w:t>
       </w:r>
     </w:p>
     <w:p>
-      <w:pPr>
-        <w:spacing w:after="120" w:line="259" w:lineRule="auto"/>
-      </w:pPr>
       <w:r>
         <w:t>My Commission Expires: ____________________</w:t>
       </w:r>
